--- a/2026/03/docx/en/CV_Ponomarov_Serhii_CNC.docx
+++ b/2026/03/docx/en/CV_Ponomarov_Serhii_CNC.docx
@@ -91,7 +91,7 @@
                 <wp:anchor allowOverlap="1" behindDoc="0" distB="114300" distT="114300" distL="114300" distR="114300" hidden="0" layoutInCell="1" locked="0" relativeHeight="0" simplePos="0">
                   <wp:simplePos x="0" y="0"/>
                   <wp:positionH relativeFrom="column">
-                    <wp:posOffset>66676</wp:posOffset>
+                    <wp:posOffset>66677</wp:posOffset>
                   </wp:positionH>
                   <wp:positionV relativeFrom="paragraph">
                     <wp:posOffset>267314</wp:posOffset>
@@ -99,12 +99,12 @@
                   <wp:extent cx="1576768" cy="1576768"/>
                   <wp:effectExtent b="0" l="0" r="0" t="0"/>
                   <wp:wrapTopAndBottom distB="114300" distT="114300"/>
-                  <wp:docPr id="2" name="image1.png"/>
+                  <wp:docPr id="1" name="image2.png"/>
                   <a:graphic>
                     <a:graphicData uri="http://schemas.openxmlformats.org/drawingml/2006/picture">
                       <pic:pic>
                         <pic:nvPicPr>
-                          <pic:cNvPr id="0" name="image1.png"/>
+                          <pic:cNvPr id="0" name="image2.png"/>
                           <pic:cNvPicPr preferRelativeResize="0"/>
                         </pic:nvPicPr>
                         <pic:blipFill>
@@ -139,7 +139,7 @@
                 <w:szCs w:val="34"/>
               </w:rPr>
             </w:pPr>
-            <w:bookmarkStart w:colFirst="0" w:colLast="0" w:name="_8z7hzrbhqueh" w:id="0"/>
+            <w:bookmarkStart w:colFirst="0" w:colLast="0" w:name="_i839dil2tvk3" w:id="0"/>
             <w:bookmarkEnd w:id="0"/>
             <w:r>
               <w:rPr>
@@ -196,6 +196,11 @@
                 <w:rtl w:val="0"/>
               </w:rPr>
               <w:t xml:space="preserve">ㅡ</w:t>
+            </w:r>
+            <w:r>
+              <w:rPr>
+                <w:rtl w:val="0"/>
+              </w:rPr>
             </w:r>
           </w:p>
           <w:p>
@@ -211,7 +216,7 @@
                 <w:szCs w:val="22"/>
               </w:rPr>
             </w:pPr>
-            <w:bookmarkStart w:colFirst="0" w:colLast="0" w:name="_340eujt3eky" w:id="1"/>
+            <w:bookmarkStart w:colFirst="0" w:colLast="0" w:name="_s4h8f3dg8kx0" w:id="1"/>
             <w:bookmarkEnd w:id="1"/>
             <w:r>
               <w:rPr>
@@ -278,6 +283,11 @@
                 <w:rtl w:val="0"/>
               </w:rPr>
               <w:t xml:space="preserve">ㅡ</w:t>
+            </w:r>
+            <w:r>
+              <w:rPr>
+                <w:rtl w:val="0"/>
+              </w:rPr>
             </w:r>
           </w:p>
           <w:p>
@@ -293,7 +303,7 @@
                 <w:szCs w:val="20"/>
               </w:rPr>
             </w:pPr>
-            <w:bookmarkStart w:colFirst="0" w:colLast="0" w:name="_emba2am90uhx" w:id="2"/>
+            <w:bookmarkStart w:colFirst="0" w:colLast="0" w:name="_3pystxgsct5r" w:id="2"/>
             <w:bookmarkEnd w:id="2"/>
             <w:r>
               <w:rPr>
@@ -377,7 +387,7 @@
                 <w:szCs w:val="20"/>
               </w:rPr>
             </w:pPr>
-            <w:bookmarkStart w:colFirst="0" w:colLast="0" w:name="_uu47rpemmn47" w:id="3"/>
+            <w:bookmarkStart w:colFirst="0" w:colLast="0" w:name="_fd3l4l3u9wca" w:id="3"/>
             <w:bookmarkEnd w:id="3"/>
             <w:r>
               <w:rPr>
@@ -433,7 +443,7 @@
                 <w:rFonts w:ascii="Arial" w:cs="Arial" w:eastAsia="Arial" w:hAnsi="Arial"/>
               </w:rPr>
             </w:pPr>
-            <w:bookmarkStart w:colFirst="0" w:colLast="0" w:name="_ysczocrn4uuz" w:id="4"/>
+            <w:bookmarkStart w:colFirst="0" w:colLast="0" w:name="_dgvrgxi8m4p7" w:id="4"/>
             <w:bookmarkEnd w:id="4"/>
             <w:r>
               <w:rPr>
@@ -441,11 +451,6 @@
                 <w:rtl w:val="0"/>
               </w:rPr>
               <w:t xml:space="preserve">Serhii Ponomarov</w:t>
-            </w:r>
-            <w:r>
-              <w:rPr>
-                <w:rtl w:val="0"/>
-              </w:rPr>
             </w:r>
           </w:p>
           <w:p>
@@ -575,7 +580,7 @@
                 <w:szCs w:val="20"/>
               </w:rPr>
             </w:pPr>
-            <w:bookmarkStart w:colFirst="0" w:colLast="0" w:name="_1btop1n1mouc" w:id="5"/>
+            <w:bookmarkStart w:colFirst="0" w:colLast="0" w:name="_48w3b9c0r3hj" w:id="5"/>
             <w:bookmarkEnd w:id="5"/>
             <w:r>
               <w:rPr>
@@ -585,12 +590,12 @@
                 <wp:inline distB="114300" distT="114300" distL="114300" distR="114300">
                   <wp:extent cx="3981450" cy="25400"/>
                   <wp:effectExtent b="0" l="0" r="0" t="0"/>
-                  <wp:docPr descr="horizontal line" id="1" name="image2.png"/>
+                  <wp:docPr descr="horizontal line" id="2" name="image1.png"/>
                   <a:graphic>
                     <a:graphicData uri="http://schemas.openxmlformats.org/drawingml/2006/picture">
                       <pic:pic>
                         <pic:nvPicPr>
-                          <pic:cNvPr descr="horizontal line" id="0" name="image2.png"/>
+                          <pic:cNvPr descr="horizontal line" id="0" name="image1.png"/>
                           <pic:cNvPicPr preferRelativeResize="0"/>
                         </pic:nvPicPr>
                         <pic:blipFill>
@@ -849,7 +854,7 @@
           <w:szCs w:val="16"/>
         </w:rPr>
       </w:pPr>
-      <w:bookmarkStart w:colFirst="0" w:colLast="0" w:name="_w63pb9kl6pf" w:id="6"/>
+      <w:bookmarkStart w:colFirst="0" w:colLast="0" w:name="_ddqrcq7d7a1n" w:id="6"/>
       <w:bookmarkEnd w:id="6"/>
       <w:r>
         <w:pict>
@@ -873,7 +878,7 @@
           <w:rFonts w:ascii="Arial" w:cs="Arial" w:eastAsia="Arial" w:hAnsi="Arial"/>
         </w:rPr>
       </w:pPr>
-      <w:bookmarkStart w:colFirst="0" w:colLast="0" w:name="_aw5apt3qrwb8" w:id="7"/>
+      <w:bookmarkStart w:colFirst="0" w:colLast="0" w:name="_6x8jdtf67r4e" w:id="7"/>
       <w:bookmarkEnd w:id="7"/>
       <w:r>
         <w:rPr>
